--- a/Отчет/Отчет.docx
+++ b/Отчет/Отчет.docx
@@ -1434,10 +1434,10 @@
     <w:p>
       <w:pPr>
         <w:pStyle w:val="Style_1"/>
+        <w:pageBreakBefore w:val="1"/>
         <w:widowControl w:val="1"/>
         <w:ind/>
         <w:jc w:val="center"/>
-        <w:pageBreakBefore w:val="true"/>
       </w:pPr>
       <w:r>
         <w:t>1. ХАРАКТЕРИСТИКА ТЕМЫ И ИНДИВИДУАЛЬНОГО ПРОЕКТА</w:t>
@@ -13154,6 +13154,7 @@
         <w:drawing>
           <wp:inline>
             <wp:extent cx="5940425" cy="7286921"/>
+            <wp:effectExtent b="0" l="0" r="0" t="0"/>
             <wp:docPr hidden="false" id="2" name="Picture 2"/>
             <a:graphic>
               <a:graphicData uri="http://schemas.openxmlformats.org/drawingml/2006/picture">
@@ -13163,7 +13164,7 @@
                     <pic:cNvPicPr preferRelativeResize="true"/>
                   </pic:nvPicPr>
                   <pic:blipFill>
-                    <a:blip r:embed="rId1"/>
+                    <a:blip r:embed="rId2"/>
                     <a:stretch/>
                   </pic:blipFill>
                   <pic:spPr>
@@ -13969,7 +13970,7 @@
         <w:ind w:left="340"/>
       </w:pPr>
       <w:r>
-        <w:t xml:space="preserve">Работа с Git организована по следующему процессу:</w:t>
+        <w:t>Работа с Git организована по следующему процессу:</w:t>
       </w:r>
     </w:p>
     <w:p>
@@ -13979,7 +13980,7 @@
         <w:ind w:left="340"/>
       </w:pPr>
       <w:r>
-        <w:t xml:space="preserve">1. Создание новой ветки от main: git checkout -b feature/название-функции</w:t>
+        <w:t>1. Создание новой ветки от main: git checkout -b feature/название-функции</w:t>
       </w:r>
     </w:p>
     <w:p>
@@ -13989,7 +13990,7 @@
         <w:ind w:left="340"/>
       </w:pPr>
       <w:r>
-        <w:t xml:space="preserve">2. Внесение изменений и коммиты с описательными сообщениями: git commit -m "feat: добавить поиск по тегам"</w:t>
+        <w:t>2. Внесение изменений и коммиты с описательными сообщениями: git commit -m "feat: добавить поиск по тегам"</w:t>
       </w:r>
     </w:p>
     <w:p>
@@ -13999,7 +14000,7 @@
         <w:ind w:left="340"/>
       </w:pPr>
       <w:r>
-        <w:t xml:space="preserve">3. Отправка ветки в GitHub: git push -u origin feature/название-функции</w:t>
+        <w:t>3. Отправка ветки в GitHub: git push -u origin feature/название-функции</w:t>
       </w:r>
     </w:p>
     <w:p>
@@ -14009,7 +14010,7 @@
         <w:ind w:left="340"/>
       </w:pPr>
       <w:r>
-        <w:t xml:space="preserve">4. Создание Pull Request в main через интерфейс GitHub</w:t>
+        <w:t>4. Создание Pull Request в main через интерфейс GitHub</w:t>
       </w:r>
     </w:p>
     <w:p>
@@ -14019,7 +14020,7 @@
         <w:ind w:left="340"/>
       </w:pPr>
       <w:r>
-        <w:t xml:space="preserve">5. Автоматический запуск CI-проверок (линтеры, тесты, сборка Docker)</w:t>
+        <w:t>5. Автоматический запуск CI-проверок (линтеры, тесты, сборка Docker)</w:t>
       </w:r>
     </w:p>
     <w:p>
@@ -14029,7 +14030,7 @@
         <w:ind w:left="340"/>
       </w:pPr>
       <w:r>
-        <w:t xml:space="preserve">6. Code review (при необходимости) и merge после успешного прохождения CI</w:t>
+        <w:t>6. Code review (при необходимости) и merge после успешного прохождения CI</w:t>
       </w:r>
     </w:p>
     <w:p>
@@ -14039,7 +14040,7 @@
         <w:ind w:left="340"/>
       </w:pPr>
       <w:r>
-        <w:t xml:space="preserve">7. Автоматический запуск CD-пайплайна после merge</w:t>
+        <w:t>7. Автоматический запуск CD-пайплайна после merge</w:t>
       </w:r>
     </w:p>
     <w:p>
@@ -14159,10 +14160,10 @@
     <w:p>
       <w:pPr>
         <w:pStyle w:val="Style_1"/>
+        <w:pageBreakBefore w:val="1"/>
         <w:widowControl w:val="1"/>
         <w:ind/>
         <w:jc w:val="center"/>
-        <w:pageBreakBefore w:val="true"/>
       </w:pPr>
       <w:r>
         <w:t>2. РЕАЛИЗАЦИЯ CONTINUOUS INTEGRATION</w:t>
@@ -14273,6 +14274,7 @@
         <w:drawing>
           <wp:inline>
             <wp:extent cx="5940425" cy="1785561"/>
+            <wp:effectExtent b="0" l="0" r="0" t="0"/>
             <wp:docPr hidden="false" id="4" name="Picture 4"/>
             <a:graphic>
               <a:graphicData uri="http://schemas.openxmlformats.org/drawingml/2006/picture">
@@ -14282,7 +14284,7 @@
                     <pic:cNvPicPr preferRelativeResize="true"/>
                   </pic:nvPicPr>
                   <pic:blipFill>
-                    <a:blip r:embed="rId2"/>
+                    <a:blip r:embed="rId3"/>
                     <a:stretch/>
                   </pic:blipFill>
                   <pic:spPr>
@@ -16729,6 +16731,7 @@
         <w:drawing>
           <wp:inline>
             <wp:extent cx="5940425" cy="7587902"/>
+            <wp:effectExtent b="0" l="0" r="0" t="0"/>
             <wp:docPr hidden="false" id="6" name="Picture 6"/>
             <a:graphic>
               <a:graphicData uri="http://schemas.openxmlformats.org/drawingml/2006/picture">
@@ -16738,7 +16741,7 @@
                     <pic:cNvPicPr preferRelativeResize="true"/>
                   </pic:nvPicPr>
                   <pic:blipFill>
-                    <a:blip r:embed="rId3"/>
+                    <a:blip r:embed="rId4"/>
                     <a:stretch/>
                   </pic:blipFill>
                   <pic:spPr>
@@ -16768,6 +16771,7 @@
         <w:drawing>
           <wp:inline>
             <wp:extent cx="5940425" cy="3772169"/>
+            <wp:effectExtent b="0" l="0" r="0" t="0"/>
             <wp:docPr hidden="false" id="8" name="Picture 8"/>
             <a:graphic>
               <a:graphicData uri="http://schemas.openxmlformats.org/drawingml/2006/picture">
@@ -16777,7 +16781,7 @@
                     <pic:cNvPicPr preferRelativeResize="true"/>
                   </pic:nvPicPr>
                   <pic:blipFill>
-                    <a:blip r:embed="rId4"/>
+                    <a:blip r:embed="rId5"/>
                     <a:stretch/>
                   </pic:blipFill>
                   <pic:spPr>
@@ -16832,10 +16836,10 @@
     <w:p>
       <w:pPr>
         <w:pStyle w:val="Style_1"/>
+        <w:pageBreakBefore w:val="1"/>
         <w:widowControl w:val="1"/>
         <w:ind/>
         <w:jc w:val="center"/>
-        <w:pageBreakBefore w:val="true"/>
       </w:pPr>
       <w:r>
         <w:t>3. РЕАЛИЗАЦИЯ CONTINUOUS DEPLOYMENT И РАЗВЕРТЫВАНИЯ ПРИЛОЖЕНИЯ</w:t>
@@ -17550,6 +17554,7 @@
         <w:drawing>
           <wp:inline>
             <wp:extent cx="5940425" cy="8740911"/>
+            <wp:effectExtent b="0" l="0" r="0" t="0"/>
             <wp:docPr hidden="false" id="10" name="Picture 10"/>
             <a:graphic>
               <a:graphicData uri="http://schemas.openxmlformats.org/drawingml/2006/picture">
@@ -17559,7 +17564,7 @@
                     <pic:cNvPicPr preferRelativeResize="true"/>
                   </pic:nvPicPr>
                   <pic:blipFill>
-                    <a:blip r:embed="rId5"/>
+                    <a:blip r:embed="rId6"/>
                     <a:stretch/>
                   </pic:blipFill>
                   <pic:spPr>
@@ -17586,6 +17591,7 @@
         <w:drawing>
           <wp:inline>
             <wp:extent cx="5940425" cy="5685835"/>
+            <wp:effectExtent b="0" l="0" r="0" t="0"/>
             <wp:docPr hidden="false" id="12" name="Picture 12"/>
             <a:graphic>
               <a:graphicData uri="http://schemas.openxmlformats.org/drawingml/2006/picture">
@@ -17595,7 +17601,7 @@
                     <pic:cNvPicPr preferRelativeResize="true"/>
                   </pic:nvPicPr>
                   <pic:blipFill>
-                    <a:blip r:embed="rId6"/>
+                    <a:blip r:embed="rId7"/>
                     <a:stretch/>
                   </pic:blipFill>
                   <pic:spPr>
@@ -17972,34 +17978,6 @@
         <w:spacing w:after="80" w:before="80"/>
         <w:ind w:left="340"/>
       </w:pPr>
-      <w:r>
-        <w:rPr>
-          <w:rFonts w:ascii="Arial" w:hAnsi="Arial"/>
-          <w:color w:val="000000"/>
-          <w:sz w:val="22"/>
-        </w:rPr>
-      </w:r>
-      <w:r>
-        <w:rPr>
-          <w:rFonts w:ascii="Arial" w:hAnsi="Arial"/>
-          <w:color w:val="000000"/>
-          <w:sz w:val="22"/>
-        </w:rPr>
-      </w:r>
-      <w:r>
-        <w:rPr>
-          <w:rFonts w:ascii="Arial" w:hAnsi="Arial"/>
-          <w:color w:val="000000"/>
-          <w:sz w:val="22"/>
-        </w:rPr>
-      </w:r>
-      <w:r>
-        <w:rPr>
-          <w:rFonts w:ascii="Arial" w:hAnsi="Arial"/>
-          <w:color w:val="000000"/>
-          <w:sz w:val="22"/>
-        </w:rPr>
-      </w:r>
     </w:p>
     <w:p>
       <w:pPr>
@@ -18008,13 +17986,6 @@
         <w:spacing w:after="80" w:before="80"/>
         <w:ind w:left="340"/>
       </w:pPr>
-      <w:r>
-        <w:rPr>
-          <w:rFonts w:ascii="Arial" w:hAnsi="Arial"/>
-          <w:color w:val="000000"/>
-          <w:sz w:val="22"/>
-        </w:rPr>
-      </w:r>
     </w:p>
     <w:p>
       <w:pPr>
@@ -18031,55 +18002,6 @@
         <w:spacing w:after="80" w:before="80"/>
         <w:ind w:left="340"/>
       </w:pPr>
-      <w:r>
-        <w:rPr>
-          <w:rFonts w:ascii="Arial" w:hAnsi="Arial"/>
-          <w:color w:val="000000"/>
-          <w:sz w:val="22"/>
-        </w:rPr>
-      </w:r>
-      <w:r>
-        <w:rPr>
-          <w:rFonts w:ascii="Arial" w:hAnsi="Arial"/>
-          <w:color w:val="000000"/>
-          <w:sz w:val="22"/>
-        </w:rPr>
-      </w:r>
-      <w:r>
-        <w:rPr>
-          <w:rFonts w:ascii="Arial" w:hAnsi="Arial"/>
-          <w:color w:val="000000"/>
-          <w:sz w:val="22"/>
-        </w:rPr>
-      </w:r>
-      <w:r>
-        <w:rPr>
-          <w:rFonts w:ascii="Arial" w:hAnsi="Arial"/>
-          <w:color w:val="000000"/>
-          <w:sz w:val="22"/>
-        </w:rPr>
-      </w:r>
-      <w:r>
-        <w:rPr>
-          <w:rFonts w:ascii="Arial" w:hAnsi="Arial"/>
-          <w:color w:val="000000"/>
-          <w:sz w:val="22"/>
-        </w:rPr>
-      </w:r>
-      <w:r>
-        <w:rPr>
-          <w:rFonts w:ascii="Arial" w:hAnsi="Arial"/>
-          <w:color w:val="000000"/>
-          <w:sz w:val="22"/>
-        </w:rPr>
-      </w:r>
-      <w:r>
-        <w:rPr>
-          <w:rFonts w:ascii="Arial" w:hAnsi="Arial"/>
-          <w:color w:val="000000"/>
-          <w:sz w:val="22"/>
-        </w:rPr>
-      </w:r>
     </w:p>
     <w:p>
       <w:pPr>
@@ -18167,7 +18089,8 @@
       <w:r>
         <w:drawing>
           <wp:inline>
-            <wp:extent cx="5940425" cy="6875052"/>
+            <wp:extent cx="5940425" cy="6875051"/>
+            <wp:effectExtent b="0" l="0" r="0" t="0"/>
             <wp:docPr hidden="false" id="14" name="Picture 14"/>
             <a:graphic>
               <a:graphicData uri="http://schemas.openxmlformats.org/drawingml/2006/picture">
@@ -18177,12 +18100,12 @@
                     <pic:cNvPicPr preferRelativeResize="true"/>
                   </pic:nvPicPr>
                   <pic:blipFill>
-                    <a:blip r:embed="rId7"/>
+                    <a:blip r:embed="rId8"/>
                     <a:stretch/>
                   </pic:blipFill>
                   <pic:spPr>
                     <a:xfrm flipH="false" flipV="false" rot="0">
-                      <a:ext cx="5940425" cy="6875052"/>
+                      <a:ext cx="5940425" cy="6875051"/>
                     </a:xfrm>
                     <a:prstGeom prst="rect"/>
                   </pic:spPr>
@@ -18404,10 +18327,10 @@
     <w:p>
       <w:pPr>
         <w:pStyle w:val="Style_1"/>
+        <w:pageBreakBefore w:val="1"/>
         <w:widowControl w:val="1"/>
         <w:ind/>
         <w:jc w:val="center"/>
-        <w:pageBreakBefore w:val="true"/>
       </w:pPr>
       <w:r>
         <w:t>4. ИТОГОВАЯ ПРОВЕРКА CI/CD-ПРОЦЕССА</w:t>
@@ -21387,6 +21310,7 @@
         <w:drawing>
           <wp:inline>
             <wp:extent cx="5940425" cy="6479023"/>
+            <wp:effectExtent b="0" l="0" r="0" t="0"/>
             <wp:docPr hidden="false" id="16" name="Picture 16"/>
             <a:graphic>
               <a:graphicData uri="http://schemas.openxmlformats.org/drawingml/2006/picture">
@@ -21396,7 +21320,7 @@
                     <pic:cNvPicPr preferRelativeResize="true"/>
                   </pic:nvPicPr>
                   <pic:blipFill>
-                    <a:blip r:embed="rId8"/>
+                    <a:blip r:embed="rId9"/>
                     <a:stretch/>
                   </pic:blipFill>
                   <pic:spPr>
@@ -21981,6 +21905,7 @@
         <w:drawing>
           <wp:inline>
             <wp:extent cx="4858430" cy="3086532"/>
+            <wp:effectExtent b="0" l="0" r="0" t="0"/>
             <wp:docPr hidden="false" id="18" name="Picture 18"/>
             <a:graphic>
               <a:graphicData uri="http://schemas.openxmlformats.org/drawingml/2006/picture">
@@ -21990,7 +21915,7 @@
                     <pic:cNvPicPr preferRelativeResize="true"/>
                   </pic:nvPicPr>
                   <pic:blipFill>
-                    <a:blip r:embed="rId9"/>
+                    <a:blip r:embed="rId10"/>
                     <a:stretch/>
                   </pic:blipFill>
                   <pic:spPr>
@@ -22415,34 +22340,6 @@
         <w:ind/>
         <w:jc w:val="both"/>
       </w:pPr>
-      <w:r>
-        <w:drawing>
-          <wp:inline>
-            <wp:extent cx="5940425" cy="3233674"/>
-            <wp:docPr hidden="false" id="20" name="Picture 20"/>
-            <a:graphic>
-              <a:graphicData uri="http://schemas.openxmlformats.org/drawingml/2006/picture">
-                <pic:pic>
-                  <pic:nvPicPr>
-                    <pic:cNvPr hidden="false" id="19" name="Picture 19"/>
-                    <pic:cNvPicPr preferRelativeResize="true"/>
-                  </pic:nvPicPr>
-                  <pic:blipFill>
-                    <a:blip r:embed="rId10"/>
-                    <a:stretch/>
-                  </pic:blipFill>
-                  <pic:spPr>
-                    <a:xfrm flipH="false" flipV="false" rot="0">
-                      <a:ext cx="5940425" cy="3233674"/>
-                    </a:xfrm>
-                    <a:prstGeom prst="rect"/>
-                  </pic:spPr>
-                </pic:pic>
-              </a:graphicData>
-            </a:graphic>
-          </wp:inline>
-        </w:drawing>
-      </w:r>
     </w:p>
     <w:p>
       <w:pPr>
@@ -22450,51 +22347,35 @@
         <w:spacing w:line="360" w:lineRule="auto"/>
         <w:ind/>
       </w:pPr>
-      <w:r>
+    </w:p>
+    <w:p>
+      <w:pPr>
+        <w:widowControl w:val="1"/>
+        <w:spacing w:line="360" w:lineRule="auto"/>
+        <w:ind/>
         <w:rPr>
           <w:rFonts w:ascii="Times New Roman" w:hAnsi="Times New Roman"/>
           <w:sz w:val="28"/>
         </w:rPr>
-      </w:r>
+      </w:pPr>
     </w:p>
     <w:p>
       <w:pPr>
         <w:widowControl w:val="1"/>
         <w:spacing w:line="360" w:lineRule="auto"/>
         <w:ind/>
+      </w:pPr>
+    </w:p>
+    <w:p>
+      <w:pPr>
+        <w:widowControl w:val="1"/>
+        <w:spacing w:line="360" w:lineRule="auto"/>
+        <w:ind/>
         <w:rPr>
           <w:rFonts w:ascii="Times New Roman" w:hAnsi="Times New Roman"/>
           <w:sz w:val="28"/>
         </w:rPr>
       </w:pPr>
-      <w:r>
-        <w:drawing>
-          <wp:inline>
-            <wp:extent cx="5130800" cy="1694391"/>
-            <wp:docPr hidden="false" id="22" name="Picture 22"/>
-            <a:graphic>
-              <a:graphicData uri="http://schemas.openxmlformats.org/drawingml/2006/picture">
-                <pic:pic>
-                  <pic:nvPicPr>
-                    <pic:cNvPr hidden="false" id="21" name="Picture 21"/>
-                    <pic:cNvPicPr preferRelativeResize="true"/>
-                  </pic:nvPicPr>
-                  <pic:blipFill>
-                    <a:blip r:embed="rId11"/>
-                    <a:stretch/>
-                  </pic:blipFill>
-                  <pic:spPr>
-                    <a:xfrm flipH="false" flipV="false" rot="0">
-                      <a:ext cx="5130800" cy="1694391"/>
-                    </a:xfrm>
-                    <a:prstGeom prst="rect"/>
-                  </pic:spPr>
-                </pic:pic>
-              </a:graphicData>
-            </a:graphic>
-          </wp:inline>
-        </w:drawing>
-      </w:r>
     </w:p>
     <w:p>
       <w:pPr>
@@ -22502,99 +22383,6 @@
         <w:spacing w:line="360" w:lineRule="auto"/>
         <w:ind/>
       </w:pPr>
-      <w:r>
-        <w:rPr>
-          <w:rFonts w:ascii="Times New Roman" w:hAnsi="Times New Roman"/>
-          <w:sz w:val="28"/>
-        </w:rPr>
-      </w:r>
-      <w:r>
-        <w:rPr>
-          <w:rStyle w:val="Style_6_ch"/>
-          <w:rFonts w:ascii="Times New Roman" w:hAnsi="Times New Roman"/>
-          <w:sz w:val="28"/>
-        </w:rPr>
-      </w:r>
-      <w:r>
-        <w:rPr>
-          <w:rStyle w:val="Style_6_ch"/>
-          <w:rFonts w:ascii="Times New Roman" w:hAnsi="Times New Roman"/>
-          <w:sz w:val="28"/>
-        </w:rPr>
-      </w:r>
-      <w:r>
-        <w:rPr>
-          <w:rStyle w:val="Style_6_ch"/>
-          <w:rFonts w:ascii="Times New Roman" w:hAnsi="Times New Roman"/>
-          <w:sz w:val="28"/>
-        </w:rPr>
-      </w:r>
-      <w:r>
-        <w:rPr>
-          <w:rStyle w:val="Style_6_ch"/>
-          <w:rFonts w:ascii="Times New Roman" w:hAnsi="Times New Roman"/>
-          <w:sz w:val="28"/>
-        </w:rPr>
-      </w:r>
-      <w:r>
-        <w:rPr>
-          <w:rStyle w:val="Style_6_ch"/>
-          <w:rFonts w:ascii="Times New Roman" w:hAnsi="Times New Roman"/>
-          <w:sz w:val="28"/>
-        </w:rPr>
-      </w:r>
-    </w:p>
-    <w:p>
-      <w:pPr>
-        <w:widowControl w:val="1"/>
-        <w:spacing w:line="360" w:lineRule="auto"/>
-        <w:ind/>
-        <w:rPr>
-          <w:rFonts w:ascii="Times New Roman" w:hAnsi="Times New Roman"/>
-          <w:sz w:val="28"/>
-        </w:rPr>
-      </w:pPr>
-      <w:r>
-        <w:drawing>
-          <wp:inline>
-            <wp:extent cx="5940425" cy="3712765"/>
-            <wp:docPr hidden="false" id="24" name="Picture 24"/>
-            <a:graphic>
-              <a:graphicData uri="http://schemas.openxmlformats.org/drawingml/2006/picture">
-                <pic:pic>
-                  <pic:nvPicPr>
-                    <pic:cNvPr hidden="false" id="23" name="Picture 23"/>
-                    <pic:cNvPicPr preferRelativeResize="true"/>
-                  </pic:nvPicPr>
-                  <pic:blipFill>
-                    <a:blip r:embed="rId12"/>
-                    <a:stretch/>
-                  </pic:blipFill>
-                  <pic:spPr>
-                    <a:xfrm flipH="false" flipV="false" rot="0">
-                      <a:ext cx="5940425" cy="3712765"/>
-                    </a:xfrm>
-                    <a:prstGeom prst="rect"/>
-                  </pic:spPr>
-                </pic:pic>
-              </a:graphicData>
-            </a:graphic>
-          </wp:inline>
-        </w:drawing>
-      </w:r>
-    </w:p>
-    <w:p>
-      <w:pPr>
-        <w:widowControl w:val="1"/>
-        <w:spacing w:line="360" w:lineRule="auto"/>
-        <w:ind/>
-      </w:pPr>
-      <w:r>
-        <w:rPr>
-          <w:rFonts w:ascii="Times New Roman" w:hAnsi="Times New Roman"/>
-          <w:sz w:val="28"/>
-        </w:rPr>
-      </w:r>
     </w:p>
     <w:tbl>
       <w:tblPr>
@@ -22984,6 +22772,38 @@
       <w:r>
         <w:t>Скриншоты, демонстрирующие результат работы, представлены на Рисунках 10–12.</w:t>
       </w:r>
+      <w:r>
+        <w:br/>
+      </w:r>
+      <w:r>
+        <w:drawing>
+          <wp:inline>
+            <wp:extent cx="5940425" cy="3233674"/>
+            <wp:effectExtent b="0" l="0" r="0" t="0"/>
+            <wp:docPr hidden="false" id="20" name="Picture 20"/>
+            <a:graphic>
+              <a:graphicData uri="http://schemas.openxmlformats.org/drawingml/2006/picture">
+                <pic:pic>
+                  <pic:nvPicPr>
+                    <pic:cNvPr hidden="false" id="19" name="Picture 19"/>
+                    <pic:cNvPicPr preferRelativeResize="true"/>
+                  </pic:nvPicPr>
+                  <pic:blipFill>
+                    <a:blip r:embed="rId11"/>
+                    <a:stretch/>
+                  </pic:blipFill>
+                  <pic:spPr>
+                    <a:xfrm flipH="false" flipV="false" rot="0">
+                      <a:ext cx="5940425" cy="3233674"/>
+                    </a:xfrm>
+                    <a:prstGeom prst="rect"/>
+                  </pic:spPr>
+                </pic:pic>
+              </a:graphicData>
+            </a:graphic>
+          </wp:inline>
+        </w:drawing>
+      </w:r>
     </w:p>
     <w:p>
       <w:pPr>
@@ -22996,7 +22816,7 @@
         </w:rPr>
       </w:pPr>
       <w:r>
-        <w:t xml:space="preserve">Рисунок 10 — Веб-интерфейс приложения (http://localhost:3000)</w:t>
+        <w:t>Рисунок 10 — Веб-интерфейс приложения (http://localhost:3000)</w:t>
       </w:r>
     </w:p>
     <w:p>
@@ -23005,12 +22825,35 @@
         <w:spacing w:line="360" w:lineRule="auto"/>
         <w:ind/>
         <w:jc w:val="both"/>
-        <w:rPr>
-          <w:sz w:val="28"/>
-        </w:rPr>
-      </w:pPr>
-      <w:r>
-        <w:t xml:space="preserve">Рисунок 11 — Проверка здоровья API (curl http://localhost:5000/api/health)</w:t>
+      </w:pPr>
+      <w:r>
+        <w:drawing>
+          <wp:inline>
+            <wp:extent cx="5130800" cy="1694391"/>
+            <wp:effectExtent b="0" l="0" r="0" t="0"/>
+            <wp:docPr hidden="false" id="22" name="Picture 22"/>
+            <a:graphic>
+              <a:graphicData uri="http://schemas.openxmlformats.org/drawingml/2006/picture">
+                <pic:pic>
+                  <pic:nvPicPr>
+                    <pic:cNvPr hidden="false" id="21" name="Picture 21"/>
+                    <pic:cNvPicPr preferRelativeResize="true"/>
+                  </pic:nvPicPr>
+                  <pic:blipFill>
+                    <a:blip r:embed="rId12"/>
+                    <a:stretch/>
+                  </pic:blipFill>
+                  <pic:spPr>
+                    <a:xfrm flipH="false" flipV="false" rot="0">
+                      <a:ext cx="5130800" cy="1694391"/>
+                    </a:xfrm>
+                    <a:prstGeom prst="rect"/>
+                  </pic:spPr>
+                </pic:pic>
+              </a:graphicData>
+            </a:graphic>
+          </wp:inline>
+        </w:drawing>
       </w:r>
     </w:p>
     <w:p>
@@ -23024,7 +22867,37 @@
         </w:rPr>
       </w:pPr>
       <w:r>
-        <w:t xml:space="preserve">Рисунок 12 — Отчёт о покрытии кода тестами (backend/htmlcov/index.html)</w:t>
+        <w:t xml:space="preserve">Рисунок 11 — Проверка здоровья API (curl </w:t>
+      </w:r>
+      <w:r>
+        <w:rPr>
+          <w:rStyle w:val="Style_6_ch"/>
+        </w:rPr>
+        <w:fldChar w:fldCharType="begin"/>
+      </w:r>
+      <w:r>
+        <w:rPr>
+          <w:rStyle w:val="Style_6_ch"/>
+        </w:rPr>
+        <w:instrText>HYPERLINK "http://localhost:5000/api/health)"</w:instrText>
+      </w:r>
+      <w:r>
+        <w:rPr>
+          <w:rStyle w:val="Style_6_ch"/>
+        </w:rPr>
+        <w:fldChar w:fldCharType="separate"/>
+      </w:r>
+      <w:r>
+        <w:rPr>
+          <w:rStyle w:val="Style_6_ch"/>
+        </w:rPr>
+        <w:t>http://localhost:5000/api/health)</w:t>
+      </w:r>
+      <w:r>
+        <w:rPr>
+          <w:rStyle w:val="Style_6_ch"/>
+        </w:rPr>
+        <w:fldChar w:fldCharType="end"/>
       </w:r>
     </w:p>
     <w:p>
@@ -23033,10 +22906,36 @@
         <w:spacing w:line="360" w:lineRule="auto"/>
         <w:ind/>
         <w:jc w:val="both"/>
-        <w:rPr>
-          <w:sz w:val="28"/>
-        </w:rPr>
-      </w:pPr>
+      </w:pPr>
+      <w:r>
+        <w:drawing>
+          <wp:inline>
+            <wp:extent cx="5940425" cy="3712764"/>
+            <wp:effectExtent b="0" l="0" r="0" t="0"/>
+            <wp:docPr hidden="false" id="24" name="Picture 24"/>
+            <a:graphic>
+              <a:graphicData uri="http://schemas.openxmlformats.org/drawingml/2006/picture">
+                <pic:pic>
+                  <pic:nvPicPr>
+                    <pic:cNvPr hidden="false" id="23" name="Picture 23"/>
+                    <pic:cNvPicPr preferRelativeResize="true"/>
+                  </pic:nvPicPr>
+                  <pic:blipFill>
+                    <a:blip r:embed="rId13"/>
+                    <a:stretch/>
+                  </pic:blipFill>
+                  <pic:spPr>
+                    <a:xfrm flipH="false" flipV="false" rot="0">
+                      <a:ext cx="5940425" cy="3712764"/>
+                    </a:xfrm>
+                    <a:prstGeom prst="rect"/>
+                  </pic:spPr>
+                </pic:pic>
+              </a:graphicData>
+            </a:graphic>
+          </wp:inline>
+        </w:drawing>
+      </w:r>
     </w:p>
     <w:p>
       <w:pPr>
@@ -23048,6 +22947,9 @@
           <w:sz w:val="28"/>
         </w:rPr>
       </w:pPr>
+      <w:r>
+        <w:t>Рисунок 12 — Отчёт о покрытии кода тестами (backend/htmlcov/index.html)</w:t>
+      </w:r>
     </w:p>
     <w:p>
       <w:pPr>
@@ -23084,11 +22986,33 @@
     </w:p>
     <w:p>
       <w:pPr>
+        <w:widowControl w:val="1"/>
+        <w:spacing w:line="360" w:lineRule="auto"/>
+        <w:ind/>
+        <w:jc w:val="both"/>
+        <w:rPr>
+          <w:sz w:val="28"/>
+        </w:rPr>
+      </w:pPr>
+    </w:p>
+    <w:p>
+      <w:pPr>
+        <w:widowControl w:val="1"/>
+        <w:spacing w:line="360" w:lineRule="auto"/>
+        <w:ind/>
+        <w:jc w:val="both"/>
+        <w:rPr>
+          <w:sz w:val="28"/>
+        </w:rPr>
+      </w:pPr>
+    </w:p>
+    <w:p>
+      <w:pPr>
         <w:pStyle w:val="Style_1"/>
+        <w:pageBreakBefore w:val="1"/>
         <w:widowControl w:val="1"/>
         <w:ind/>
         <w:jc w:val="center"/>
-        <w:pageBreakBefore w:val="true"/>
       </w:pPr>
       <w:r>
         <w:t>ЗАКЛЮЧЕНИЕ</w:t>
@@ -24517,7 +24441,7 @@
       </w:pPr>
     </w:p>
     <w:sectPr>
-      <w:footerReference w:type="default" r:id="rId20"/>
+      <w:footerReference r:id="rId1" w:type="default"/>
       <w:pgSz w:h="16838" w:orient="portrait" w:w="11906"/>
       <w:pgMar w:bottom="1134" w:footer="708" w:gutter="0" w:header="708" w:left="1701" w:right="850" w:top="1134"/>
     </w:sectPr>
@@ -24526,30 +24450,45 @@
 </file>
 
 <file path=word/footer1.xml><?xml version="1.0" encoding="utf-8"?>
-<w:ftr xmlns:m="http://schemas.openxmlformats.org/officeDocument/2006/math" xmlns:mc="http://schemas.openxmlformats.org/markup-compatibility/2006" xmlns:mo="http://schemas.microsoft.com/office/mac/office/2008/main" xmlns:mv="urn:schemas-microsoft-com:mac:vml" xmlns:o="urn:schemas-microsoft-com:office:office" xmlns:r="http://schemas.openxmlformats.org/officeDocument/2006/relationships" xmlns:v="urn:schemas-microsoft-com:vml" xmlns:w10="urn:schemas-microsoft-com:office:word" xmlns:w14="http://schemas.microsoft.com/office/word/2010/wordml" xmlns:w="http://schemas.openxmlformats.org/wordprocessingml/2006/main" xmlns:wne="http://schemas.microsoft.com/office/word/2006/wordml" xmlns:wp14="http://schemas.microsoft.com/office/word/2010/wordprocessingDrawing" xmlns:wp="http://schemas.openxmlformats.org/drawingml/2006/wordprocessingDrawing" xmlns:wpc="http://schemas.microsoft.com/office/word/2010/wordprocessingCanvas" xmlns:wpg="http://schemas.microsoft.com/office/word/2010/wordprocessingGroup" xmlns:wpi="http://schemas.microsoft.com/office/word/2010/wordprocessingInk" xmlns:wps="http://schemas.microsoft.com/office/word/2010/wordprocessingShape" mc:Ignorable="w14 wp14">
+<w:ftr xmlns:a="http://schemas.openxmlformats.org/drawingml/2006/main" xmlns:a15="http://schemas.microsoft.com/office/drawing/2012/main" xmlns:asvg="http://schemas.microsoft.com/office/drawing/2016/SVG/main" xmlns:c="http://schemas.openxmlformats.org/drawingml/2006/chart" xmlns:co="http://ncloudtech.com" xmlns:co-ooxml="http://ncloudtech.com/ooxml" xmlns:m="http://schemas.openxmlformats.org/officeDocument/2006/math" xmlns:mc="http://schemas.openxmlformats.org/markup-compatibility/2006" xmlns:o="urn:schemas-microsoft-com:office:office" xmlns:p="http://schemas.openxmlformats.org/presentationml/2006/main" xmlns:pic="http://schemas.openxmlformats.org/drawingml/2006/picture" xmlns:r="http://schemas.openxmlformats.org/officeDocument/2006/relationships" xmlns:s="http://schemas.openxmlformats.org/officeDocument/2006/sharedTypes" xmlns:sl="http://schemas.openxmlformats.org/schemaLibrary/2006/main" xmlns:v="urn:schemas-microsoft-com:vml" xmlns:w="http://schemas.openxmlformats.org/wordprocessingml/2006/main" xmlns:w10="urn:schemas-microsoft-com:office:word" xmlns:w14="http://schemas.microsoft.com/office/word/2010/wordml" xmlns:w15="http://schemas.microsoft.com/office/word/2012/wordml" xmlns:wp="http://schemas.openxmlformats.org/drawingml/2006/wordprocessingDrawing" xmlns:wpg="http://schemas.microsoft.com/office/word/2010/wordprocessingGroup" xmlns:wps="http://schemas.microsoft.com/office/word/2010/wordprocessingShape" xmlns:x="urn:schemas-microsoft-com:office:excel" xmlns:x12ac="http://schemas.microsoft.com/office/spreadsheetml/2011/1/ac" xmlns:x14="http://schemas.microsoft.com/office/spreadsheetml/2009/9/main" xmlns:xdr="http://schemas.openxmlformats.org/drawingml/2006/spreadsheetDrawing" xmlns:xm="http://schemas.microsoft.com/office/excel/2006/main" mc:Ignorable="co co-ooxml w14 x14 w15">
   <w:p>
     <w:pPr>
-      <w:pStyle w:val="Footer"/>
+      <w:widowControl w:val="1"/>
+      <w:ind/>
       <w:jc w:val="center"/>
     </w:pPr>
     <w:r>
       <w:rPr>
+        <w:rFonts w:ascii="Times New Roman" w:hAnsi="Times New Roman"/>
         <w:sz w:val="28"/>
-        <w:rFonts w:ascii="Times New Roman" w:hAnsi="Times New Roman"/>
       </w:rPr>
       <w:fldChar w:fldCharType="begin"/>
     </w:r>
     <w:r>
       <w:rPr>
+        <w:rFonts w:ascii="Times New Roman" w:hAnsi="Times New Roman"/>
         <w:sz w:val="28"/>
-        <w:rFonts w:ascii="Times New Roman" w:hAnsi="Times New Roman"/>
       </w:rPr>
-      <w:instrText xml:space="preserve"> PAGE </w:instrText>
+      <w:instrText xml:space="preserve">PAGE </w:instrText>
     </w:r>
     <w:r>
       <w:rPr>
+        <w:rFonts w:ascii="Times New Roman" w:hAnsi="Times New Roman"/>
         <w:sz w:val="28"/>
+      </w:rPr>
+      <w:fldChar w:fldCharType="separate"/>
+    </w:r>
+    <w:r>
+      <w:rPr>
         <w:rFonts w:ascii="Times New Roman" w:hAnsi="Times New Roman"/>
+        <w:sz w:val="28"/>
+      </w:rPr>
+      <w:t xml:space="preserve"> </w:t>
+    </w:r>
+    <w:r>
+      <w:rPr>
+        <w:rFonts w:ascii="Times New Roman" w:hAnsi="Times New Roman"/>
+        <w:sz w:val="28"/>
       </w:rPr>
       <w:fldChar w:fldCharType="end"/>
     </w:r>
@@ -25270,6 +25209,7 @@
     <w:link w:val="Style_7_ch"/>
     <w:uiPriority w:val="39"/>
     <w:pPr>
+      <w:widowControl w:val="1"/>
       <w:ind w:firstLine="0" w:left="200"/>
       <w:jc w:val="left"/>
     </w:pPr>
@@ -25292,6 +25232,7 @@
     <w:link w:val="Style_8_ch"/>
     <w:uiPriority w:val="39"/>
     <w:pPr>
+      <w:widowControl w:val="1"/>
       <w:ind w:firstLine="0" w:left="600"/>
       <w:jc w:val="left"/>
     </w:pPr>
@@ -25309,29 +25250,12 @@
     </w:rPr>
   </w:style>
   <w:style w:styleId="Style_9" w:type="paragraph">
-    <w:name w:val="Unresolved Mention"/>
-    <w:basedOn w:val="Style_10"/>
-    <w:link w:val="Style_9_ch"/>
-    <w:rPr>
-      <w:color w:val="605E5C"/>
-      <w:shd w:fill="E1DFDD" w:val="clear"/>
-    </w:rPr>
-  </w:style>
-  <w:style w:styleId="Style_9_ch" w:type="character">
-    <w:name w:val="Unresolved Mention"/>
-    <w:basedOn w:val="Style_10_ch"/>
-    <w:link w:val="Style_9"/>
-    <w:rPr>
-      <w:color w:val="605E5C"/>
-      <w:shd w:fill="E1DFDD" w:val="clear"/>
-    </w:rPr>
-  </w:style>
-  <w:style w:styleId="Style_11" w:type="paragraph">
     <w:name w:val="toc 6"/>
     <w:next w:val="Style_5"/>
-    <w:link w:val="Style_11_ch"/>
+    <w:link w:val="Style_9_ch"/>
     <w:uiPriority w:val="39"/>
     <w:pPr>
+      <w:widowControl w:val="1"/>
       <w:ind w:firstLine="0" w:left="1000"/>
       <w:jc w:val="left"/>
     </w:pPr>
@@ -25340,20 +25264,21 @@
       <w:sz w:val="28"/>
     </w:rPr>
   </w:style>
-  <w:style w:styleId="Style_11_ch" w:type="character">
+  <w:style w:styleId="Style_9_ch" w:type="character">
     <w:name w:val="toc 6"/>
-    <w:link w:val="Style_11"/>
+    <w:link w:val="Style_9"/>
     <w:rPr>
       <w:rFonts w:ascii="XO Thames" w:hAnsi="XO Thames"/>
       <w:sz w:val="28"/>
     </w:rPr>
   </w:style>
-  <w:style w:styleId="Style_12" w:type="paragraph">
+  <w:style w:styleId="Style_10" w:type="paragraph">
     <w:name w:val="toc 7"/>
     <w:next w:val="Style_5"/>
-    <w:link w:val="Style_12_ch"/>
+    <w:link w:val="Style_10_ch"/>
     <w:uiPriority w:val="39"/>
     <w:pPr>
+      <w:widowControl w:val="1"/>
       <w:ind w:firstLine="0" w:left="1200"/>
       <w:jc w:val="left"/>
     </w:pPr>
@@ -25362,28 +25287,29 @@
       <w:sz w:val="28"/>
     </w:rPr>
   </w:style>
-  <w:style w:styleId="Style_12_ch" w:type="character">
+  <w:style w:styleId="Style_10_ch" w:type="character">
     <w:name w:val="toc 7"/>
-    <w:link w:val="Style_12"/>
+    <w:link w:val="Style_10"/>
     <w:rPr>
       <w:rFonts w:ascii="XO Thames" w:hAnsi="XO Thames"/>
       <w:sz w:val="28"/>
     </w:rPr>
   </w:style>
+  <w:style w:styleId="Style_11" w:type="paragraph">
+    <w:name w:val="apple-tab-span"/>
+    <w:basedOn w:val="Style_12"/>
+    <w:link w:val="Style_11_ch"/>
+  </w:style>
+  <w:style w:styleId="Style_11_ch" w:type="character">
+    <w:name w:val="apple-tab-span"/>
+    <w:basedOn w:val="Style_12_ch"/>
+    <w:link w:val="Style_11"/>
+  </w:style>
   <w:style w:styleId="Style_13" w:type="paragraph">
-    <w:name w:val="apple-tab-span"/>
-    <w:basedOn w:val="Style_10"/>
+    <w:name w:val="Endnote"/>
     <w:link w:val="Style_13_ch"/>
-  </w:style>
-  <w:style w:styleId="Style_13_ch" w:type="character">
-    <w:name w:val="apple-tab-span"/>
-    <w:basedOn w:val="Style_10_ch"/>
-    <w:link w:val="Style_13"/>
-  </w:style>
-  <w:style w:styleId="Style_14" w:type="paragraph">
-    <w:name w:val="Endnote"/>
-    <w:link w:val="Style_14_ch"/>
     <w:pPr>
+      <w:widowControl w:val="1"/>
       <w:ind w:firstLine="851" w:left="0"/>
       <w:jc w:val="both"/>
     </w:pPr>
@@ -25392,19 +25318,19 @@
       <w:sz w:val="22"/>
     </w:rPr>
   </w:style>
-  <w:style w:styleId="Style_14_ch" w:type="character">
+  <w:style w:styleId="Style_13_ch" w:type="character">
     <w:name w:val="Endnote"/>
-    <w:link w:val="Style_14"/>
+    <w:link w:val="Style_13"/>
     <w:rPr>
       <w:rFonts w:ascii="XO Thames" w:hAnsi="XO Thames"/>
       <w:sz w:val="22"/>
     </w:rPr>
   </w:style>
-  <w:style w:styleId="Style_15" w:type="paragraph">
+  <w:style w:styleId="Style_14" w:type="paragraph">
     <w:name w:val="heading 3"/>
     <w:basedOn w:val="Style_5"/>
     <w:next w:val="Style_5"/>
-    <w:link w:val="Style_15_ch"/>
+    <w:link w:val="Style_14_ch"/>
     <w:uiPriority w:val="9"/>
     <w:qFormat/>
     <w:pPr>
@@ -25420,22 +25346,32 @@
       <w:color w:themeColor="accent1" w:themeShade="7F" w:val="203864"/>
     </w:rPr>
   </w:style>
-  <w:style w:styleId="Style_15_ch" w:type="character">
+  <w:style w:styleId="Style_14_ch" w:type="character">
     <w:name w:val="heading 3"/>
     <w:basedOn w:val="Style_5_ch"/>
-    <w:link w:val="Style_15"/>
+    <w:link w:val="Style_14"/>
     <w:rPr>
       <w:rFonts w:asciiTheme="majorAscii" w:hAnsiTheme="majorHAnsi"/>
       <w:color w:themeColor="accent1" w:themeShade="7F" w:val="203864"/>
     </w:rPr>
   </w:style>
-  <w:style w:styleId="Style_10" w:type="paragraph">
-    <w:name w:val="Default Paragraph Font"/>
-    <w:link w:val="Style_10_ch"/>
+  <w:style w:styleId="Style_15" w:type="paragraph">
+    <w:name w:val="Unresolved Mention"/>
+    <w:basedOn w:val="Style_12"/>
+    <w:link w:val="Style_15_ch"/>
+    <w:rPr>
+      <w:color w:val="605E5C"/>
+      <w:shd w:fill="E1DFDD" w:val="clear"/>
+    </w:rPr>
   </w:style>
-  <w:style w:styleId="Style_10_ch" w:type="character">
-    <w:name w:val="Default Paragraph Font"/>
-    <w:link w:val="Style_10"/>
+  <w:style w:styleId="Style_15_ch" w:type="character">
+    <w:name w:val="Unresolved Mention"/>
+    <w:basedOn w:val="Style_12_ch"/>
+    <w:link w:val="Style_15"/>
+    <w:rPr>
+      <w:color w:val="605E5C"/>
+      <w:shd w:fill="E1DFDD" w:val="clear"/>
+    </w:rPr>
   </w:style>
   <w:style w:styleId="Style_4" w:type="paragraph">
     <w:name w:val="Normal (Web)"/>
@@ -25453,32 +25389,12 @@
     <w:link w:val="Style_4"/>
   </w:style>
   <w:style w:styleId="Style_16" w:type="paragraph">
-    <w:name w:val="No Spacing"/>
+    <w:name w:val="toc 3"/>
+    <w:next w:val="Style_5"/>
     <w:link w:val="Style_16_ch"/>
+    <w:uiPriority w:val="39"/>
     <w:pPr>
       <w:widowControl w:val="1"/>
-      <w:spacing w:after="0" w:line="240" w:lineRule="auto"/>
-      <w:ind/>
-    </w:pPr>
-    <w:rPr>
-      <w:rFonts w:ascii="Times New Roman" w:hAnsi="Times New Roman"/>
-      <w:sz w:val="24"/>
-    </w:rPr>
-  </w:style>
-  <w:style w:styleId="Style_16_ch" w:type="character">
-    <w:name w:val="No Spacing"/>
-    <w:link w:val="Style_16"/>
-    <w:rPr>
-      <w:rFonts w:ascii="Times New Roman" w:hAnsi="Times New Roman"/>
-      <w:sz w:val="24"/>
-    </w:rPr>
-  </w:style>
-  <w:style w:styleId="Style_17" w:type="paragraph">
-    <w:name w:val="toc 3"/>
-    <w:next w:val="Style_5"/>
-    <w:link w:val="Style_17_ch"/>
-    <w:uiPriority w:val="39"/>
-    <w:pPr>
       <w:ind w:firstLine="0" w:left="400"/>
       <w:jc w:val="left"/>
     </w:pPr>
@@ -25487,12 +25403,40 @@
       <w:sz w:val="28"/>
     </w:rPr>
   </w:style>
+  <w:style w:styleId="Style_16_ch" w:type="character">
+    <w:name w:val="toc 3"/>
+    <w:link w:val="Style_16"/>
+    <w:rPr>
+      <w:rFonts w:ascii="XO Thames" w:hAnsi="XO Thames"/>
+      <w:sz w:val="28"/>
+    </w:rPr>
+  </w:style>
+  <w:style w:styleId="Style_17" w:type="paragraph">
+    <w:name w:val="heading 5"/>
+    <w:next w:val="Style_5"/>
+    <w:link w:val="Style_17_ch"/>
+    <w:uiPriority w:val="9"/>
+    <w:qFormat/>
+    <w:pPr>
+      <w:widowControl w:val="1"/>
+      <w:spacing w:after="120" w:before="120"/>
+      <w:ind/>
+      <w:jc w:val="both"/>
+      <w:outlineLvl w:val="4"/>
+    </w:pPr>
+    <w:rPr>
+      <w:rFonts w:ascii="XO Thames" w:hAnsi="XO Thames"/>
+      <w:b w:val="1"/>
+      <w:sz w:val="22"/>
+    </w:rPr>
+  </w:style>
   <w:style w:styleId="Style_17_ch" w:type="character">
-    <w:name w:val="toc 3"/>
+    <w:name w:val="heading 5"/>
     <w:link w:val="Style_17"/>
     <w:rPr>
       <w:rFonts w:ascii="XO Thames" w:hAnsi="XO Thames"/>
-      <w:sz w:val="28"/>
+      <w:b w:val="1"/>
+      <w:sz w:val="22"/>
     </w:rPr>
   </w:style>
   <w:style w:styleId="Style_18" w:type="paragraph">
@@ -25509,33 +25453,6 @@
     <w:name w:val="List Paragraph"/>
     <w:basedOn w:val="Style_5_ch"/>
     <w:link w:val="Style_18"/>
-  </w:style>
-  <w:style w:styleId="Style_19" w:type="paragraph">
-    <w:name w:val="heading 5"/>
-    <w:next w:val="Style_5"/>
-    <w:link w:val="Style_19_ch"/>
-    <w:uiPriority w:val="9"/>
-    <w:qFormat/>
-    <w:pPr>
-      <w:spacing w:after="120" w:before="120"/>
-      <w:ind/>
-      <w:jc w:val="both"/>
-      <w:outlineLvl w:val="4"/>
-    </w:pPr>
-    <w:rPr>
-      <w:rFonts w:ascii="XO Thames" w:hAnsi="XO Thames"/>
-      <w:b w:val="1"/>
-      <w:sz w:val="22"/>
-    </w:rPr>
-  </w:style>
-  <w:style w:styleId="Style_19_ch" w:type="character">
-    <w:name w:val="heading 5"/>
-    <w:link w:val="Style_19"/>
-    <w:rPr>
-      <w:rFonts w:ascii="XO Thames" w:hAnsi="XO Thames"/>
-      <w:b w:val="1"/>
-      <w:sz w:val="22"/>
-    </w:rPr>
   </w:style>
   <w:style w:styleId="Style_1" w:type="paragraph">
     <w:name w:val="heading 1"/>
@@ -25568,9 +25485,17 @@
       <w:sz w:val="32"/>
     </w:rPr>
   </w:style>
+  <w:style w:styleId="Style_12" w:type="paragraph">
+    <w:name w:val="Default Paragraph Font"/>
+    <w:link w:val="Style_12_ch"/>
+  </w:style>
+  <w:style w:styleId="Style_12_ch" w:type="character">
+    <w:name w:val="Default Paragraph Font"/>
+    <w:link w:val="Style_12"/>
+  </w:style>
   <w:style w:styleId="Style_6" w:type="paragraph">
     <w:name w:val="Hyperlink"/>
-    <w:basedOn w:val="Style_10"/>
+    <w:basedOn w:val="Style_12"/>
     <w:link w:val="Style_6_ch"/>
     <w:rPr>
       <w:color w:themeColor="hyperlink" w:val="0563C1"/>
@@ -25579,17 +25504,18 @@
   </w:style>
   <w:style w:styleId="Style_6_ch" w:type="character">
     <w:name w:val="Hyperlink"/>
-    <w:basedOn w:val="Style_10_ch"/>
+    <w:basedOn w:val="Style_12_ch"/>
     <w:link w:val="Style_6"/>
     <w:rPr>
       <w:color w:themeColor="hyperlink" w:val="0563C1"/>
       <w:u w:val="single"/>
     </w:rPr>
   </w:style>
-  <w:style w:styleId="Style_20" w:type="paragraph">
+  <w:style w:styleId="Style_19" w:type="paragraph">
     <w:name w:val="Footnote"/>
-    <w:link w:val="Style_20_ch"/>
+    <w:link w:val="Style_19_ch"/>
     <w:pPr>
+      <w:widowControl w:val="1"/>
       <w:ind w:firstLine="851" w:left="0"/>
       <w:jc w:val="both"/>
     </w:pPr>
@@ -25598,20 +25524,21 @@
       <w:sz w:val="22"/>
     </w:rPr>
   </w:style>
-  <w:style w:styleId="Style_20_ch" w:type="character">
+  <w:style w:styleId="Style_19_ch" w:type="character">
     <w:name w:val="Footnote"/>
-    <w:link w:val="Style_20"/>
+    <w:link w:val="Style_19"/>
     <w:rPr>
       <w:rFonts w:ascii="XO Thames" w:hAnsi="XO Thames"/>
       <w:sz w:val="22"/>
     </w:rPr>
   </w:style>
-  <w:style w:styleId="Style_21" w:type="paragraph">
+  <w:style w:styleId="Style_20" w:type="paragraph">
     <w:name w:val="toc 1"/>
     <w:next w:val="Style_5"/>
-    <w:link w:val="Style_21_ch"/>
+    <w:link w:val="Style_20_ch"/>
     <w:uiPriority w:val="39"/>
     <w:pPr>
+      <w:widowControl w:val="1"/>
       <w:ind w:firstLine="0" w:left="0"/>
       <w:jc w:val="left"/>
     </w:pPr>
@@ -25621,19 +25548,20 @@
       <w:sz w:val="28"/>
     </w:rPr>
   </w:style>
-  <w:style w:styleId="Style_21_ch" w:type="character">
+  <w:style w:styleId="Style_20_ch" w:type="character">
     <w:name w:val="toc 1"/>
-    <w:link w:val="Style_21"/>
+    <w:link w:val="Style_20"/>
     <w:rPr>
       <w:rFonts w:ascii="XO Thames" w:hAnsi="XO Thames"/>
       <w:b w:val="1"/>
       <w:sz w:val="28"/>
     </w:rPr>
   </w:style>
-  <w:style w:styleId="Style_22" w:type="paragraph">
+  <w:style w:styleId="Style_21" w:type="paragraph">
     <w:name w:val="Header and Footer"/>
-    <w:link w:val="Style_22_ch"/>
+    <w:link w:val="Style_21_ch"/>
     <w:pPr>
+      <w:widowControl w:val="1"/>
       <w:spacing w:line="240" w:lineRule="auto"/>
       <w:ind/>
       <w:jc w:val="both"/>
@@ -25643,20 +25571,21 @@
       <w:sz w:val="28"/>
     </w:rPr>
   </w:style>
-  <w:style w:styleId="Style_22_ch" w:type="character">
+  <w:style w:styleId="Style_21_ch" w:type="character">
     <w:name w:val="Header and Footer"/>
-    <w:link w:val="Style_22"/>
+    <w:link w:val="Style_21"/>
     <w:rPr>
       <w:rFonts w:ascii="XO Thames" w:hAnsi="XO Thames"/>
       <w:sz w:val="28"/>
     </w:rPr>
   </w:style>
-  <w:style w:styleId="Style_23" w:type="paragraph">
+  <w:style w:styleId="Style_22" w:type="paragraph">
     <w:name w:val="toc 9"/>
     <w:next w:val="Style_5"/>
-    <w:link w:val="Style_23_ch"/>
+    <w:link w:val="Style_22_ch"/>
     <w:uiPriority w:val="39"/>
     <w:pPr>
+      <w:widowControl w:val="1"/>
       <w:ind w:firstLine="0" w:left="1600"/>
       <w:jc w:val="left"/>
     </w:pPr>
@@ -25665,12 +25594,33 @@
       <w:sz w:val="28"/>
     </w:rPr>
   </w:style>
-  <w:style w:styleId="Style_23_ch" w:type="character">
+  <w:style w:styleId="Style_22_ch" w:type="character">
     <w:name w:val="toc 9"/>
-    <w:link w:val="Style_23"/>
+    <w:link w:val="Style_22"/>
     <w:rPr>
       <w:rFonts w:ascii="XO Thames" w:hAnsi="XO Thames"/>
       <w:sz w:val="28"/>
+    </w:rPr>
+  </w:style>
+  <w:style w:styleId="Style_23" w:type="paragraph">
+    <w:name w:val="No Spacing"/>
+    <w:link w:val="Style_23_ch"/>
+    <w:pPr>
+      <w:widowControl w:val="1"/>
+      <w:spacing w:after="0" w:line="240" w:lineRule="auto"/>
+      <w:ind/>
+    </w:pPr>
+    <w:rPr>
+      <w:rFonts w:ascii="Times New Roman" w:hAnsi="Times New Roman"/>
+      <w:sz w:val="24"/>
+    </w:rPr>
+  </w:style>
+  <w:style w:styleId="Style_23_ch" w:type="character">
+    <w:name w:val="No Spacing"/>
+    <w:link w:val="Style_23"/>
+    <w:rPr>
+      <w:rFonts w:ascii="Times New Roman" w:hAnsi="Times New Roman"/>
+      <w:sz w:val="24"/>
     </w:rPr>
   </w:style>
   <w:style w:styleId="Style_24" w:type="paragraph">
@@ -25679,6 +25629,7 @@
     <w:link w:val="Style_24_ch"/>
     <w:uiPriority w:val="39"/>
     <w:pPr>
+      <w:widowControl w:val="1"/>
       <w:ind w:firstLine="0" w:left="1400"/>
       <w:jc w:val="left"/>
     </w:pPr>
@@ -25696,26 +25647,12 @@
     </w:rPr>
   </w:style>
   <w:style w:styleId="Style_25" w:type="paragraph">
-    <w:name w:val="docdata"/>
-    <w:basedOn w:val="Style_5"/>
+    <w:name w:val="toc 5"/>
+    <w:next w:val="Style_5"/>
     <w:link w:val="Style_25_ch"/>
+    <w:uiPriority w:val="39"/>
     <w:pPr>
       <w:widowControl w:val="1"/>
-      <w:spacing w:afterAutospacing="on" w:beforeAutospacing="on"/>
-      <w:ind/>
-    </w:pPr>
-  </w:style>
-  <w:style w:styleId="Style_25_ch" w:type="character">
-    <w:name w:val="docdata"/>
-    <w:basedOn w:val="Style_5_ch"/>
-    <w:link w:val="Style_25"/>
-  </w:style>
-  <w:style w:styleId="Style_26" w:type="paragraph">
-    <w:name w:val="toc 5"/>
-    <w:next w:val="Style_5"/>
-    <w:link w:val="Style_26_ch"/>
-    <w:uiPriority w:val="39"/>
-    <w:pPr>
       <w:ind w:firstLine="0" w:left="800"/>
       <w:jc w:val="left"/>
     </w:pPr>
@@ -25724,13 +25661,28 @@
       <w:sz w:val="28"/>
     </w:rPr>
   </w:style>
-  <w:style w:styleId="Style_26_ch" w:type="character">
+  <w:style w:styleId="Style_25_ch" w:type="character">
     <w:name w:val="toc 5"/>
-    <w:link w:val="Style_26"/>
+    <w:link w:val="Style_25"/>
     <w:rPr>
       <w:rFonts w:ascii="XO Thames" w:hAnsi="XO Thames"/>
       <w:sz w:val="28"/>
     </w:rPr>
+  </w:style>
+  <w:style w:styleId="Style_26" w:type="paragraph">
+    <w:name w:val="docdata"/>
+    <w:basedOn w:val="Style_5"/>
+    <w:link w:val="Style_26_ch"/>
+    <w:pPr>
+      <w:widowControl w:val="1"/>
+      <w:spacing w:afterAutospacing="on" w:beforeAutospacing="on"/>
+      <w:ind/>
+    </w:pPr>
+  </w:style>
+  <w:style w:styleId="Style_26_ch" w:type="character">
+    <w:name w:val="docdata"/>
+    <w:basedOn w:val="Style_5_ch"/>
+    <w:link w:val="Style_26"/>
   </w:style>
   <w:style w:styleId="Style_27" w:type="paragraph">
     <w:name w:val="Subtitle"/>
@@ -25739,6 +25691,7 @@
     <w:uiPriority w:val="11"/>
     <w:qFormat/>
     <w:pPr>
+      <w:widowControl w:val="1"/>
       <w:ind/>
       <w:jc w:val="both"/>
     </w:pPr>
@@ -25764,6 +25717,7 @@
     <w:uiPriority w:val="10"/>
     <w:qFormat/>
     <w:pPr>
+      <w:widowControl w:val="1"/>
       <w:spacing w:after="567" w:before="567"/>
       <w:ind/>
       <w:jc w:val="center"/>
@@ -25792,6 +25746,7 @@
     <w:uiPriority w:val="9"/>
     <w:qFormat/>
     <w:pPr>
+      <w:widowControl w:val="1"/>
       <w:spacing w:after="120" w:before="120"/>
       <w:ind/>
       <w:jc w:val="both"/>
